--- a/docs/submission/2026-08-23-jotform-answers.docx
+++ b/docs/submission/2026-08-23-jotform-answers.docx
@@ -219,7 +219,7 @@
               <w:rPr>
                 <w:sz w:val="18"/>
               </w:rPr>
-              <w:t>＿</w:t>
+              <w:t>4</w:t>
             </w:r>
           </w:p>
         </w:tc>
@@ -232,7 +232,7 @@
               <w:rPr>
                 <w:sz w:val="18"/>
               </w:rPr>
-              <w:t>総人数</w:t>
+              <w:t>清水・島田・志田・杉山（人数が変わる場合は修正）</w:t>
             </w:r>
           </w:p>
         </w:tc>
@@ -410,7 +410,7 @@
               <w:rPr>
                 <w:sz w:val="18"/>
               </w:rPr>
-              <w:t>清水道夫（ドメイン設計・現地知見・GTFS） / 島田光太郎（PM・現地検証・提出物） / ＿（データ変換・スクリプト） / ＿（プロトタイプ・資料）</w:t>
+              <w:t>清水道夫（ドメイン設計・GTFS） / 島田光太郎（PM・提出物・開発） / 志田健一（アドバイザー・地域連携・社会実装） / 杉山由朗（オープンデータ・GTFS検証 ※本人確認後に確定）</w:t>
             </w:r>
           </w:p>
         </w:tc>
@@ -451,7 +451,7 @@
               <w:rPr>
                 <w:sz w:val="18"/>
               </w:rPr>
-              <w:t>GitHubでOSS（ナレッジ・変換スクリプト）として公開し、ダイヤ改定ごとにGTFSから再生成して更新。大島町・観光協会・宿泊事業者と協働し、案内窓口やホテルの旅程提案に活用してもらう。同じ仕組みを他の島しょ・地方（GTFS整備地域）へ横展開する。</w:t>
+              <w:t>GitHubでOSS（ナレッジ・変換スクリプト）として公開し、ダイヤ改定ごとにGTFSから再生成して更新。NPO法人まちづくりエージェントSIDE BEACH CITY.（横浜、ICTを活用したまちづくり）とCode for系コミュニティのネットワークを通じて、大島町・観光協会・宿泊事業者と協働し、案内窓口やホテルの旅程提案に活用してもらう。同じ仕組みをGTFS整備済みの他の島しょ・地方へ横展開する。</w:t>
             </w:r>
           </w:p>
         </w:tc>
@@ -464,7 +464,7 @@
               <w:rPr>
                 <w:sz w:val="18"/>
               </w:rPr>
-              <w:t>125字</w:t>
+              <w:t>172字</w:t>
             </w:r>
           </w:p>
         </w:tc>
@@ -610,7 +610,7 @@
         <w:rPr>
           <w:b/>
         </w:rPr>
-        <w:t>2-5 課題・背景の解決方法（266字／310）</w:t>
+        <w:t>2-5 課題・背景の解決方法（276字／310）</w:t>
       </w:r>
     </w:p>
     <w:p>
@@ -618,7 +618,7 @@
         <w:pStyle w:val="IntenseQuote"/>
       </w:pPr>
       <w:r>
-        <w:t>①GTFS-JPを、観光に関係する停留所だけの時刻表Markdown/CSVに自動変換する（識別子・座標・全停留所を含めず元データを復元できない要約とし、ライセンスに配慮）。②現地の暗黙知を1トピック1ファイルで整理し、生成日・出典・「要確認」を明記。③AIへの渡し方とプロンプト雛形を用意し「表にない便を作らない」「帰りの船から逆算する」「荷物あり／なしで分ける」というルールを与える。④荷物の有無で旅程が組み替わる実証デモで、AIの旅程を時刻表と突き合わせて検証できることを示す。8/22–23に現地で実走し暗黙知を更新します。</w:t>
+        <w:t>①GTFS-JPを、観光に関係する停留所だけの時刻表Markdown/CSVに自動変換する（識別子・座標・全停留所を含めず元データを復元できない要約とし、ライセンスに配慮）。②現地の暗黙知を1トピック1ファイルで整理し、生成日・出典・「要確認」を明記。③AIへの渡し方とプロンプト雛形を用意し「表にない便を作らない」「帰りの船から逆算する」「荷物あり／なしで分ける」というルールを与える。④荷物の有無で旅程が組み替わる実証デモで、AIの旅程を時刻表と突き合わせて検証できることを示す。公式時刻表との突合と事業者への電話確認で検証し、暗黙知を更新します。</w:t>
       </w:r>
     </w:p>
     <w:p>
@@ -1301,7 +1301,7 @@
               <w:rPr>
                 <w:sz w:val="18"/>
               </w:rPr>
-              <w:t>（16:9・8枚）※スライド1写真・来島者数・デモURLを更新してから</w:t>
+              <w:t>（16:9・8枚）※来島者数・デモURLを更新してから（写真はフリー素材に差替済み）</w:t>
             </w:r>
           </w:p>
         </w:tc>
@@ -1628,7 +1628,7 @@
               <w:rPr>
                 <w:sz w:val="18"/>
               </w:rPr>
-              <w:t>☑（GTFSはODPTライセンスに従い、公開物は元データを復元できない要約に限定。写真は自前、BGMなし）</w:t>
+              <w:t>☑（GTFSはODPTライセンスに従い、公開物は元データを復元できない要約に限定。写真はWikimedia Commonsのフリー素材（CC BY／CC BY-SA、帰属明記済）、BGMなし）</w:t>
             </w:r>
           </w:p>
         </w:tc>
@@ -1755,7 +1755,7 @@
         <w:pStyle w:val="ListBullet"/>
       </w:pPr>
       <w:r>
-        <w:t>☐ slides.pdf を最新に（写真・来島者数・URL）</w:t>
+        <w:t>☐ slides.pdf を最新に（来島者数・URL）</w:t>
       </w:r>
     </w:p>
     <w:p>
